--- a/documents/26-clearhaven-idempotent-consumers-design.docx
+++ b/documents/26-clearhaven-idempotent-consumers-design.docx
@@ -8816,7 +8816,7 @@
         <w:pStyle w:val="Heading1"/>
       </w:pPr>
       <w:r>
-        <w:t>Working remainder for CLH-TDD-2023-014</w:t>
+        <w:t>Open work after July 6, 2023</w:t>
       </w:r>
     </w:p>
     <w:p>
@@ -8830,7 +8830,7 @@
           <w:color w:val="222222"/>
           <w:sz w:val="24"/>
         </w:rPr>
-        <w:t>The front of Idempotent consumers for settlement ingest is the document. This remainder is the leftover a colleague still trips on: named people, named boxes, named tickets, and the work I still owe after July 6, 2023. It is not a second log and it is not a stack of exhibits with the same stub. If a paragraph fights the decision in the front, strike the paragraph.</w:t>
+        <w:t>What follows is leftover work from Idempotent consumers for settlement ingest: named people, named boxes, named tickets, and the items I still owe. If a paragraph fights the decision in the front of CLH-TDD-2023-014, strike the paragraph.</w:t>
       </w:r>
     </w:p>
     <w:p>
@@ -8984,7 +8984,7 @@
           <w:color w:val="222222"/>
           <w:sz w:val="24"/>
         </w:rPr>
-        <w:t>I will not put lock budget on the primary on a wiki that drifts. CLH-6012 and this file are the record. If Priya Nair needs a diagram, they get a permalink, not a photo of a whiteboard. kafka-clh-05.northstar.internal stays out of the diagram title. If a new engineer asks where the leftover lives, I point here. I do not point at a Slack pin from July 6, 2023. Client Clearhaven.</w:t>
+        <w:t>I will not put lock budget on the primary on a wiki that drifts. CLH-6012 and this file are the record. If Priya Nair needs a diagram, they get a permalink, not a photo of a whiteboard. kafka-clh-05.northstar.internal stays out of the diagram title. If a new engineer asks where the leftover lives, I point here. I do not point at a Slack pin from July 6, 2023.</w:t>
       </w:r>
     </w:p>
     <w:p>
@@ -11328,7 +11328,7 @@
           <w:color w:val="222222"/>
           <w:sz w:val="24"/>
         </w:rPr>
-        <w:t>People who were absent still get a usable remainder, not a transcript. Aman Kumar gets the decision, the refuse, and the date. They do not get a reconstruction of who raised their voice. If they object, they object on CLH-TDD-2023-008. Client Clearhaven. Author Aman Kumar.</w:t>
+        <w:t>People who were absent still get a usable remainder, not a transcript. Aman Kumar gets the decision, the refuse, and the date. They do not get a reconstruction of who raised their voice. If they object, they object on CLH-TDD-2023-008.</w:t>
       </w:r>
     </w:p>
     <w:p>
@@ -12373,7 +12373,7 @@
           <w:color w:val="222222"/>
           <w:sz w:val="24"/>
         </w:rPr>
-        <w:t>If you are implementing, keep the rejected alternative dead. If you are on-call, start read-only. If you are Priya Nair, the ask is unchanged: pick the path in the main body or send it back with a named objection. Sample I would still defend: 1492 rows, 29 minutes, freeze respected. Strike this remainder if it ever fights the decision callout. Author Aman Kumar. Client Clearhaven.</w:t>
+        <w:t>If you are implementing, keep the rejected alternative dead. If you are on-call, start read-only. If you are Priya Nair, the ask is unchanged: pick the path in the main body or send it back with a named objection. Sample I would still defend: 1492 rows, 29 minutes, freeze respected. Strike this section if it ever fights the decision callout.</w:t>
       </w:r>
     </w:p>
     <w:p>
@@ -12387,7 +12387,7 @@
           <w:color w:val="222222"/>
           <w:sz w:val="24"/>
         </w:rPr>
-        <w:t>This heading is the reopen rule, not a promise that nothing follows. If we still need words after the bank, they are named leftovers, not another copy of the same stub. replica lag after a count that looked fine is done as a heading when Kavya Menon closes CLH-RB-2023-012 or writes a new date.</w:t>
+        <w:t>This heading is the reopen rule. replica lag after a count that looked fine is done when Kavya Menon closes CLH-RB-2023-012 or writes a new date.</w:t>
       </w:r>
     </w:p>
     <w:p>
